--- a/отчёт.docx
+++ b/отчёт.docx
@@ -1175,15 +1175,7 @@
           </w:tcPr>
           <w:p>
             <w:r>
-              <w:t>Создаёт учётную запись с ролью </w:t>
-            </w:r>
-            <w:proofErr w:type="spellStart"/>
-            <w:r>
-              <w:t>employee</w:t>
-            </w:r>
-            <w:proofErr w:type="spellEnd"/>
-            <w:r>
-              <w:t> и запретом на поиск</w:t>
+              <w:t>Создаёт учётную запись с ролью employee и запретом на поиск</w:t>
             </w:r>
           </w:p>
         </w:tc>
@@ -1295,15 +1287,7 @@
           </w:tcPr>
           <w:p>
             <w:r>
-              <w:t>Доступен, если администратор дал разрешение (</w:t>
-            </w:r>
-            <w:proofErr w:type="spellStart"/>
-            <w:r>
-              <w:t>can_search</w:t>
-            </w:r>
-            <w:proofErr w:type="spellEnd"/>
-            <w:r>
-              <w:t>=1)</w:t>
+              <w:t>Доступен, если администратор дал разрешение (can_search=1)</w:t>
             </w:r>
           </w:p>
         </w:tc>
@@ -1415,15 +1399,7 @@
           </w:tcPr>
           <w:p>
             <w:r>
-              <w:t>Блокировка/разблокировка </w:t>
-            </w:r>
-            <w:proofErr w:type="spellStart"/>
-            <w:r>
-              <w:t>can_search</w:t>
-            </w:r>
-            <w:proofErr w:type="spellEnd"/>
-            <w:r>
-              <w:t> у пользователей</w:t>
+              <w:t>Блокировка/разблокировка can_search у пользователей</w:t>
             </w:r>
           </w:p>
         </w:tc>
@@ -1576,23 +1552,7 @@
       </w:r>
       <w:r>
         <w:br/>
-        <w:t xml:space="preserve">Участники: Пользователь → </w:t>
-      </w:r>
-      <w:proofErr w:type="spellStart"/>
-      <w:r>
-        <w:t>index.php</w:t>
-      </w:r>
-      <w:proofErr w:type="spellEnd"/>
-      <w:r>
-        <w:t xml:space="preserve"> → </w:t>
-      </w:r>
-      <w:proofErr w:type="spellStart"/>
-      <w:r>
-        <w:t>search_handler.php</w:t>
-      </w:r>
-      <w:proofErr w:type="spellEnd"/>
-      <w:r>
-        <w:t xml:space="preserve"> → БД</w:t>
+        <w:t>Участники: Пользователь → index.php → search_handler.php → БД</w:t>
       </w:r>
     </w:p>
     <w:p>
@@ -1642,34 +1602,12 @@
         <w:rPr>
           <w:lang w:val="en-US"/>
         </w:rPr>
-        <w:t> </w:t>
-      </w:r>
-      <w:proofErr w:type="spellStart"/>
-      <w:r>
-        <w:rPr>
-          <w:lang w:val="en-US"/>
-        </w:rPr>
-        <w:t>search_handler.php?q</w:t>
-      </w:r>
-      <w:proofErr w:type="spellEnd"/>
-      <w:r>
-        <w:rPr>
-          <w:lang w:val="en-US"/>
-        </w:rPr>
-        <w:t>=....</w:t>
-      </w:r>
-    </w:p>
-    <w:p>
-      <w:r>
-        <w:t>Сервер проверяет сессию (</w:t>
-      </w:r>
-      <w:proofErr w:type="spellStart"/>
-      <w:r>
-        <w:t>can_search</w:t>
-      </w:r>
-      <w:proofErr w:type="spellEnd"/>
-      <w:r>
-        <w:t>).</w:t>
+        <w:t> search_handler.php?q=....</w:t>
+      </w:r>
+    </w:p>
+    <w:p>
+      <w:r>
+        <w:t>Сервер проверяет сессию (can_search).</w:t>
       </w:r>
     </w:p>
     <w:p>
@@ -1784,16 +1722,8 @@
         <w:rPr>
           <w:lang w:val="en-US"/>
         </w:rPr>
-        <w:t xml:space="preserve">) – id, name, description, </w:t>
-      </w:r>
-      <w:proofErr w:type="spellStart"/>
-      <w:r>
-        <w:rPr>
-          <w:lang w:val="en-US"/>
-        </w:rPr>
-        <w:t>manager_name</w:t>
-      </w:r>
-      <w:proofErr w:type="spellEnd"/>
+        <w:t>) – id, name, description, manager_name</w:t>
+      </w:r>
     </w:p>
     <w:p>
       <w:pPr>
@@ -1814,72 +1744,8 @@
         <w:rPr>
           <w:lang w:val="en-US"/>
         </w:rPr>
-        <w:t xml:space="preserve">) – id, </w:t>
-      </w:r>
-      <w:proofErr w:type="spellStart"/>
-      <w:r>
-        <w:rPr>
-          <w:lang w:val="en-US"/>
-        </w:rPr>
-        <w:t>last_name</w:t>
-      </w:r>
-      <w:proofErr w:type="spellEnd"/>
-      <w:r>
-        <w:rPr>
-          <w:lang w:val="en-US"/>
-        </w:rPr>
-        <w:t xml:space="preserve">, </w:t>
-      </w:r>
-      <w:proofErr w:type="spellStart"/>
-      <w:r>
-        <w:rPr>
-          <w:lang w:val="en-US"/>
-        </w:rPr>
-        <w:t>first_name</w:t>
-      </w:r>
-      <w:proofErr w:type="spellEnd"/>
-      <w:r>
-        <w:rPr>
-          <w:lang w:val="en-US"/>
-        </w:rPr>
-        <w:t xml:space="preserve">, </w:t>
-      </w:r>
-      <w:proofErr w:type="spellStart"/>
-      <w:r>
-        <w:rPr>
-          <w:lang w:val="en-US"/>
-        </w:rPr>
-        <w:t>middle_name</w:t>
-      </w:r>
-      <w:proofErr w:type="spellEnd"/>
-      <w:r>
-        <w:rPr>
-          <w:lang w:val="en-US"/>
-        </w:rPr>
-        <w:t xml:space="preserve">, phone, position, </w:t>
-      </w:r>
-      <w:proofErr w:type="spellStart"/>
-      <w:r>
-        <w:rPr>
-          <w:lang w:val="en-US"/>
-        </w:rPr>
-        <w:t>room_number</w:t>
-      </w:r>
-      <w:proofErr w:type="spellEnd"/>
-      <w:r>
-        <w:rPr>
-          <w:lang w:val="en-US"/>
-        </w:rPr>
-        <w:t xml:space="preserve">, </w:t>
-      </w:r>
-      <w:proofErr w:type="spellStart"/>
-      <w:r>
-        <w:rPr>
-          <w:lang w:val="en-US"/>
-        </w:rPr>
-        <w:t>dept_id</w:t>
-      </w:r>
-      <w:proofErr w:type="spellEnd"/>
+        <w:t>) – id, last_name, first_name, middle_name, phone, position, room_number, dept_id</w:t>
+      </w:r>
     </w:p>
     <w:p>
       <w:pPr>
@@ -1909,50 +1775,20 @@
         <w:rPr>
           <w:lang w:val="en-US"/>
         </w:rPr>
-        <w:t xml:space="preserve">) – id, username, </w:t>
-      </w:r>
-      <w:proofErr w:type="spellStart"/>
-      <w:r>
-        <w:rPr>
-          <w:lang w:val="en-US"/>
-        </w:rPr>
-        <w:t>password_hash</w:t>
-      </w:r>
-      <w:proofErr w:type="spellEnd"/>
-      <w:r>
-        <w:rPr>
-          <w:lang w:val="en-US"/>
-        </w:rPr>
-        <w:t xml:space="preserve">, role, </w:t>
-      </w:r>
-      <w:proofErr w:type="spellStart"/>
-      <w:r>
-        <w:rPr>
-          <w:lang w:val="en-US"/>
-        </w:rPr>
-        <w:t>can_search</w:t>
-      </w:r>
-      <w:proofErr w:type="spellEnd"/>
-    </w:p>
-    <w:p>
-      <w:pPr>
-        <w:rPr>
-          <w:lang w:val="en-US"/>
-        </w:rPr>
-      </w:pPr>
-      <w:proofErr w:type="spellStart"/>
-      <w:r>
-        <w:rPr>
-          <w:lang w:val="en-US"/>
-        </w:rPr>
-        <w:t>block_history</w:t>
-      </w:r>
-      <w:proofErr w:type="spellEnd"/>
-      <w:r>
-        <w:rPr>
-          <w:lang w:val="en-US"/>
-        </w:rPr>
-        <w:t> (</w:t>
+        <w:t>) – id, username, password_hash, role, can_search</w:t>
+      </w:r>
+    </w:p>
+    <w:p>
+      <w:pPr>
+        <w:rPr>
+          <w:lang w:val="en-US"/>
+        </w:rPr>
+      </w:pPr>
+      <w:r>
+        <w:rPr>
+          <w:lang w:val="en-US"/>
+        </w:rPr>
+        <w:t>block_history (</w:t>
       </w:r>
       <w:r>
         <w:t>журнал</w:t>
@@ -1970,30 +1806,8 @@
         <w:rPr>
           <w:lang w:val="en-US"/>
         </w:rPr>
-        <w:t xml:space="preserve">) – id, </w:t>
-      </w:r>
-      <w:proofErr w:type="spellStart"/>
-      <w:r>
-        <w:rPr>
-          <w:lang w:val="en-US"/>
-        </w:rPr>
-        <w:t>user_id</w:t>
-      </w:r>
-      <w:proofErr w:type="spellEnd"/>
-      <w:r>
-        <w:rPr>
-          <w:lang w:val="en-US"/>
-        </w:rPr>
-        <w:t xml:space="preserve">, action, </w:t>
-      </w:r>
-      <w:proofErr w:type="spellStart"/>
-      <w:r>
-        <w:rPr>
-          <w:lang w:val="en-US"/>
-        </w:rPr>
-        <w:t>date_time</w:t>
-      </w:r>
-      <w:proofErr w:type="spellEnd"/>
+        <w:t>) – id, user_id, action, date_time</w:t>
+      </w:r>
     </w:p>
     <w:p>
       <w:r>
@@ -2001,34 +1815,14 @@
       </w:r>
     </w:p>
     <w:p>
-      <w:proofErr w:type="spellStart"/>
-      <w:r>
-        <w:t>departments</w:t>
-      </w:r>
-      <w:proofErr w:type="spellEnd"/>
-      <w:r>
-        <w:t> 1 → * </w:t>
-      </w:r>
-      <w:proofErr w:type="spellStart"/>
-      <w:r>
-        <w:t>employees</w:t>
-      </w:r>
-      <w:proofErr w:type="spellEnd"/>
-    </w:p>
-    <w:p>
-      <w:proofErr w:type="spellStart"/>
-      <w:r>
-        <w:t>users</w:t>
-      </w:r>
-      <w:proofErr w:type="spellEnd"/>
-      <w:r>
-        <w:t> 1 → * </w:t>
-      </w:r>
-      <w:proofErr w:type="spellStart"/>
-      <w:r>
-        <w:t>block_history</w:t>
-      </w:r>
-      <w:proofErr w:type="spellEnd"/>
+      <w:r>
+        <w:t>departments 1 → * employees</w:t>
+      </w:r>
+    </w:p>
+    <w:p>
+      <w:r>
+        <w:t>users 1 → * block_history</w:t>
+      </w:r>
     </w:p>
     <w:p>
       <w:r>
@@ -2042,29 +1836,13 @@
       </w:pPr>
       <w:bookmarkStart w:id="15" w:name="_Toc229360152"/>
       <w:r>
-        <w:t xml:space="preserve"> Дизайн интерфейсов (</w:t>
-      </w:r>
-      <w:proofErr w:type="spellStart"/>
-      <w:r>
-        <w:t>Figma</w:t>
-      </w:r>
-      <w:proofErr w:type="spellEnd"/>
-      <w:r>
-        <w:t>)</w:t>
+        <w:t xml:space="preserve"> Дизайн интерфейсов (Figma)</w:t>
       </w:r>
       <w:bookmarkEnd w:id="15"/>
     </w:p>
     <w:p>
       <w:r>
-        <w:t xml:space="preserve">Макеты страниц разработаны в </w:t>
-      </w:r>
-      <w:proofErr w:type="spellStart"/>
-      <w:r>
-        <w:t>Figma</w:t>
-      </w:r>
-      <w:proofErr w:type="spellEnd"/>
-      <w:r>
-        <w:t>.</w:t>
+        <w:t>Макеты страниц разработаны в Figma.</w:t>
       </w:r>
       <w:r>
         <w:br/>
@@ -2234,31 +2012,21 @@
     </w:p>
     <w:p>
       <w:r>
-        <w:t>Скрипт создания БД (</w:t>
-      </w:r>
-      <w:proofErr w:type="spellStart"/>
-      <w:r>
-        <w:t>bd.sql</w:t>
-      </w:r>
-      <w:proofErr w:type="spellEnd"/>
-      <w:r>
-        <w:t>):</w:t>
-      </w:r>
-    </w:p>
-    <w:p>
-      <w:pPr>
-        <w:rPr>
-          <w:lang w:val="en-US"/>
-        </w:rPr>
-      </w:pPr>
-      <w:proofErr w:type="spellStart"/>
+        <w:t>Скрипт создания БД (bd.sql):</w:t>
+      </w:r>
+    </w:p>
+    <w:p>
+      <w:pPr>
+        <w:rPr>
+          <w:lang w:val="en-US"/>
+        </w:rPr>
+      </w:pPr>
       <w:r>
         <w:rPr>
           <w:lang w:val="en-US"/>
         </w:rPr>
         <w:t>sql</w:t>
       </w:r>
-      <w:proofErr w:type="spellEnd"/>
     </w:p>
     <w:p>
       <w:pPr>
@@ -2344,13 +2112,8 @@
         </w:rPr>
         <w:t xml:space="preserve">    </w:t>
       </w:r>
-      <w:proofErr w:type="spellStart"/>
-      <w:r>
-        <w:t>manager_name</w:t>
-      </w:r>
-      <w:proofErr w:type="spellEnd"/>
-      <w:r>
-        <w:t xml:space="preserve"> VARCHAR(255)</w:t>
+      <w:r>
+        <w:t>manager_name VARCHAR(255)</w:t>
       </w:r>
     </w:p>
     <w:p>
@@ -2399,216 +2162,124 @@
         <w:rPr>
           <w:lang w:val="en-US"/>
         </w:rPr>
+        <w:t xml:space="preserve">    last_name VARCHAR(100) NOT NULL,</w:t>
+      </w:r>
+    </w:p>
+    <w:p>
+      <w:pPr>
+        <w:rPr>
+          <w:lang w:val="en-US"/>
+        </w:rPr>
+      </w:pPr>
+      <w:r>
+        <w:rPr>
+          <w:lang w:val="en-US"/>
+        </w:rPr>
+        <w:t xml:space="preserve">    first_name VARCHAR(100) NOT NULL,</w:t>
+      </w:r>
+    </w:p>
+    <w:p>
+      <w:pPr>
+        <w:rPr>
+          <w:lang w:val="en-US"/>
+        </w:rPr>
+      </w:pPr>
+      <w:r>
+        <w:rPr>
+          <w:lang w:val="en-US"/>
+        </w:rPr>
+        <w:t xml:space="preserve">    middle_name VARCHAR(100),</w:t>
+      </w:r>
+    </w:p>
+    <w:p>
+      <w:pPr>
+        <w:rPr>
+          <w:lang w:val="en-US"/>
+        </w:rPr>
+      </w:pPr>
+      <w:r>
+        <w:rPr>
+          <w:lang w:val="en-US"/>
+        </w:rPr>
+        <w:t xml:space="preserve">    phone VARCHAR(20) NOT NULL,</w:t>
+      </w:r>
+    </w:p>
+    <w:p>
+      <w:pPr>
+        <w:rPr>
+          <w:lang w:val="en-US"/>
+        </w:rPr>
+      </w:pPr>
+      <w:r>
+        <w:rPr>
+          <w:lang w:val="en-US"/>
+        </w:rPr>
+        <w:t xml:space="preserve">    position VARCHAR(150),</w:t>
+      </w:r>
+    </w:p>
+    <w:p>
+      <w:pPr>
+        <w:rPr>
+          <w:lang w:val="en-US"/>
+        </w:rPr>
+      </w:pPr>
+      <w:r>
+        <w:rPr>
+          <w:lang w:val="en-US"/>
+        </w:rPr>
+        <w:t xml:space="preserve">    room_number VARCHAR(10),</w:t>
+      </w:r>
+    </w:p>
+    <w:p>
+      <w:pPr>
+        <w:rPr>
+          <w:lang w:val="en-US"/>
+        </w:rPr>
+      </w:pPr>
+      <w:r>
+        <w:rPr>
+          <w:lang w:val="en-US"/>
+        </w:rPr>
+        <w:t xml:space="preserve">    dept_id INT,</w:t>
+      </w:r>
+    </w:p>
+    <w:p>
+      <w:pPr>
+        <w:rPr>
+          <w:lang w:val="en-US"/>
+        </w:rPr>
+      </w:pPr>
+      <w:r>
+        <w:rPr>
+          <w:lang w:val="en-US"/>
+        </w:rPr>
+        <w:t xml:space="preserve">    FOREIGN KEY (dept_id) REFERENCES departments(id)</w:t>
+      </w:r>
+    </w:p>
+    <w:p>
+      <w:r>
+        <w:t>);</w:t>
+      </w:r>
+    </w:p>
+    <w:p>
+      <w:r>
+        <w:t>-- Таблица пользователей</w:t>
+      </w:r>
+    </w:p>
+    <w:p>
+      <w:r>
+        <w:t>CREATE TABLE users (</w:t>
+      </w:r>
+    </w:p>
+    <w:p>
+      <w:pPr>
+        <w:rPr>
+          <w:lang w:val="en-US"/>
+        </w:rPr>
+      </w:pPr>
+      <w:r>
         <w:t xml:space="preserve">    </w:t>
       </w:r>
-      <w:proofErr w:type="spellStart"/>
-      <w:r>
-        <w:rPr>
-          <w:lang w:val="en-US"/>
-        </w:rPr>
-        <w:t>last_name</w:t>
-      </w:r>
-      <w:proofErr w:type="spellEnd"/>
-      <w:r>
-        <w:rPr>
-          <w:lang w:val="en-US"/>
-        </w:rPr>
-        <w:t xml:space="preserve"> VARCHAR(100) NOT NULL,</w:t>
-      </w:r>
-    </w:p>
-    <w:p>
-      <w:pPr>
-        <w:rPr>
-          <w:lang w:val="en-US"/>
-        </w:rPr>
-      </w:pPr>
-      <w:r>
-        <w:rPr>
-          <w:lang w:val="en-US"/>
-        </w:rPr>
-        <w:t xml:space="preserve">    </w:t>
-      </w:r>
-      <w:proofErr w:type="spellStart"/>
-      <w:r>
-        <w:rPr>
-          <w:lang w:val="en-US"/>
-        </w:rPr>
-        <w:t>first_name</w:t>
-      </w:r>
-      <w:proofErr w:type="spellEnd"/>
-      <w:r>
-        <w:rPr>
-          <w:lang w:val="en-US"/>
-        </w:rPr>
-        <w:t xml:space="preserve"> VARCHAR(100) NOT NULL,</w:t>
-      </w:r>
-    </w:p>
-    <w:p>
-      <w:pPr>
-        <w:rPr>
-          <w:lang w:val="en-US"/>
-        </w:rPr>
-      </w:pPr>
-      <w:r>
-        <w:rPr>
-          <w:lang w:val="en-US"/>
-        </w:rPr>
-        <w:t xml:space="preserve">    </w:t>
-      </w:r>
-      <w:proofErr w:type="spellStart"/>
-      <w:r>
-        <w:rPr>
-          <w:lang w:val="en-US"/>
-        </w:rPr>
-        <w:t>middle_name</w:t>
-      </w:r>
-      <w:proofErr w:type="spellEnd"/>
-      <w:r>
-        <w:rPr>
-          <w:lang w:val="en-US"/>
-        </w:rPr>
-        <w:t xml:space="preserve"> VARCHAR(100),</w:t>
-      </w:r>
-    </w:p>
-    <w:p>
-      <w:pPr>
-        <w:rPr>
-          <w:lang w:val="en-US"/>
-        </w:rPr>
-      </w:pPr>
-      <w:r>
-        <w:rPr>
-          <w:lang w:val="en-US"/>
-        </w:rPr>
-        <w:t xml:space="preserve">    phone VARCHAR(20) NOT NULL,</w:t>
-      </w:r>
-    </w:p>
-    <w:p>
-      <w:pPr>
-        <w:rPr>
-          <w:lang w:val="en-US"/>
-        </w:rPr>
-      </w:pPr>
-      <w:r>
-        <w:rPr>
-          <w:lang w:val="en-US"/>
-        </w:rPr>
-        <w:t xml:space="preserve">    position VARCHAR(150),</w:t>
-      </w:r>
-    </w:p>
-    <w:p>
-      <w:pPr>
-        <w:rPr>
-          <w:lang w:val="en-US"/>
-        </w:rPr>
-      </w:pPr>
-      <w:r>
-        <w:rPr>
-          <w:lang w:val="en-US"/>
-        </w:rPr>
-        <w:t xml:space="preserve">    </w:t>
-      </w:r>
-      <w:proofErr w:type="spellStart"/>
-      <w:r>
-        <w:rPr>
-          <w:lang w:val="en-US"/>
-        </w:rPr>
-        <w:t>room_number</w:t>
-      </w:r>
-      <w:proofErr w:type="spellEnd"/>
-      <w:r>
-        <w:rPr>
-          <w:lang w:val="en-US"/>
-        </w:rPr>
-        <w:t xml:space="preserve"> VARCHAR(10),</w:t>
-      </w:r>
-    </w:p>
-    <w:p>
-      <w:pPr>
-        <w:rPr>
-          <w:lang w:val="en-US"/>
-        </w:rPr>
-      </w:pPr>
-      <w:r>
-        <w:rPr>
-          <w:lang w:val="en-US"/>
-        </w:rPr>
-        <w:t xml:space="preserve">    </w:t>
-      </w:r>
-      <w:proofErr w:type="spellStart"/>
-      <w:r>
-        <w:rPr>
-          <w:lang w:val="en-US"/>
-        </w:rPr>
-        <w:t>dept_id</w:t>
-      </w:r>
-      <w:proofErr w:type="spellEnd"/>
-      <w:r>
-        <w:rPr>
-          <w:lang w:val="en-US"/>
-        </w:rPr>
-        <w:t xml:space="preserve"> INT,</w:t>
-      </w:r>
-    </w:p>
-    <w:p>
-      <w:pPr>
-        <w:rPr>
-          <w:lang w:val="en-US"/>
-        </w:rPr>
-      </w:pPr>
-      <w:r>
-        <w:rPr>
-          <w:lang w:val="en-US"/>
-        </w:rPr>
-        <w:t xml:space="preserve">    FOREIGN KEY (</w:t>
-      </w:r>
-      <w:proofErr w:type="spellStart"/>
-      <w:r>
-        <w:rPr>
-          <w:lang w:val="en-US"/>
-        </w:rPr>
-        <w:t>dept_id</w:t>
-      </w:r>
-      <w:proofErr w:type="spellEnd"/>
-      <w:r>
-        <w:rPr>
-          <w:lang w:val="en-US"/>
-        </w:rPr>
-        <w:t>) REFERENCES departments(id)</w:t>
-      </w:r>
-    </w:p>
-    <w:p>
-      <w:r>
-        <w:t>);</w:t>
-      </w:r>
-    </w:p>
-    <w:p>
-      <w:r>
-        <w:t>-- Таблица пользователей</w:t>
-      </w:r>
-    </w:p>
-    <w:p>
-      <w:r>
-        <w:t xml:space="preserve">CREATE TABLE </w:t>
-      </w:r>
-      <w:proofErr w:type="spellStart"/>
-      <w:r>
-        <w:t>users</w:t>
-      </w:r>
-      <w:proofErr w:type="spellEnd"/>
-      <w:r>
-        <w:t xml:space="preserve"> (</w:t>
-      </w:r>
-    </w:p>
-    <w:p>
-      <w:pPr>
-        <w:rPr>
-          <w:lang w:val="en-US"/>
-        </w:rPr>
-      </w:pPr>
-      <w:r>
-        <w:t xml:space="preserve">    </w:t>
-      </w:r>
       <w:r>
         <w:rPr>
           <w:lang w:val="en-US"/>
@@ -2639,21 +2310,7 @@
         <w:rPr>
           <w:lang w:val="en-US"/>
         </w:rPr>
-        <w:t xml:space="preserve">    </w:t>
-      </w:r>
-      <w:proofErr w:type="spellStart"/>
-      <w:r>
-        <w:rPr>
-          <w:lang w:val="en-US"/>
-        </w:rPr>
-        <w:t>password_hash</w:t>
-      </w:r>
-      <w:proofErr w:type="spellEnd"/>
-      <w:r>
-        <w:rPr>
-          <w:lang w:val="en-US"/>
-        </w:rPr>
-        <w:t xml:space="preserve"> VARCHAR(255) NOT NULL,</w:t>
+        <w:t xml:space="preserve">    password_hash VARCHAR(255) NOT NULL,</w:t>
       </w:r>
     </w:p>
     <w:p>
@@ -2679,21 +2336,7 @@
         <w:rPr>
           <w:lang w:val="en-US"/>
         </w:rPr>
-        <w:t xml:space="preserve">    </w:t>
-      </w:r>
-      <w:proofErr w:type="spellStart"/>
-      <w:r>
-        <w:rPr>
-          <w:lang w:val="en-US"/>
-        </w:rPr>
-        <w:t>can_search</w:t>
-      </w:r>
-      <w:proofErr w:type="spellEnd"/>
-      <w:r>
-        <w:rPr>
-          <w:lang w:val="en-US"/>
-        </w:rPr>
-        <w:t xml:space="preserve"> BOOLEAN DEFAULT FALSE</w:t>
+        <w:t xml:space="preserve">    can_search BOOLEAN DEFAULT FALSE</w:t>
       </w:r>
     </w:p>
     <w:p>
@@ -2752,21 +2395,7 @@
         <w:rPr>
           <w:lang w:val="en-US"/>
         </w:rPr>
-        <w:t xml:space="preserve">CREATE TABLE </w:t>
-      </w:r>
-      <w:proofErr w:type="spellStart"/>
-      <w:r>
-        <w:rPr>
-          <w:lang w:val="en-US"/>
-        </w:rPr>
-        <w:t>block_history</w:t>
-      </w:r>
-      <w:proofErr w:type="spellEnd"/>
-      <w:r>
-        <w:rPr>
-          <w:lang w:val="en-US"/>
-        </w:rPr>
-        <w:t xml:space="preserve"> (</w:t>
+        <w:t>CREATE TABLE block_history (</w:t>
       </w:r>
     </w:p>
     <w:p>
@@ -2792,21 +2421,7 @@
         <w:rPr>
           <w:lang w:val="en-US"/>
         </w:rPr>
-        <w:t xml:space="preserve">    </w:t>
-      </w:r>
-      <w:proofErr w:type="spellStart"/>
-      <w:r>
-        <w:rPr>
-          <w:lang w:val="en-US"/>
-        </w:rPr>
-        <w:t>user_id</w:t>
-      </w:r>
-      <w:proofErr w:type="spellEnd"/>
-      <w:r>
-        <w:rPr>
-          <w:lang w:val="en-US"/>
-        </w:rPr>
-        <w:t xml:space="preserve"> INT NOT NULL,</w:t>
+        <w:t xml:space="preserve">    user_id INT NOT NULL,</w:t>
       </w:r>
     </w:p>
     <w:p>
@@ -2832,48 +2447,20 @@
         <w:rPr>
           <w:lang w:val="en-US"/>
         </w:rPr>
-        <w:t xml:space="preserve">    </w:t>
-      </w:r>
-      <w:proofErr w:type="spellStart"/>
-      <w:r>
-        <w:rPr>
-          <w:lang w:val="en-US"/>
-        </w:rPr>
-        <w:t>date_time</w:t>
-      </w:r>
-      <w:proofErr w:type="spellEnd"/>
-      <w:r>
-        <w:rPr>
-          <w:lang w:val="en-US"/>
-        </w:rPr>
-        <w:t xml:space="preserve"> DATETIME DEFAULT CURRENT_TIMESTAMP,</w:t>
-      </w:r>
-    </w:p>
-    <w:p>
-      <w:pPr>
-        <w:rPr>
-          <w:lang w:val="en-US"/>
-        </w:rPr>
-      </w:pPr>
-      <w:r>
-        <w:rPr>
-          <w:lang w:val="en-US"/>
-        </w:rPr>
-        <w:t xml:space="preserve">    FOREIGN KEY (</w:t>
-      </w:r>
-      <w:proofErr w:type="spellStart"/>
-      <w:r>
-        <w:rPr>
-          <w:lang w:val="en-US"/>
-        </w:rPr>
-        <w:t>user_id</w:t>
-      </w:r>
-      <w:proofErr w:type="spellEnd"/>
-      <w:r>
-        <w:rPr>
-          <w:lang w:val="en-US"/>
-        </w:rPr>
-        <w:t>) REFERENCES users(id) ON DELETE CASCADE</w:t>
+        <w:t xml:space="preserve">    date_time DATETIME DEFAULT CURRENT_TIMESTAMP,</w:t>
+      </w:r>
+    </w:p>
+    <w:p>
+      <w:pPr>
+        <w:rPr>
+          <w:lang w:val="en-US"/>
+        </w:rPr>
+      </w:pPr>
+      <w:r>
+        <w:rPr>
+          <w:lang w:val="en-US"/>
+        </w:rPr>
+        <w:t xml:space="preserve">    FOREIGN KEY (user_id) REFERENCES users(id) ON DELETE CASCADE</w:t>
       </w:r>
     </w:p>
     <w:p>
@@ -2902,23 +2489,7 @@
     </w:p>
     <w:p>
       <w:r>
-        <w:t>Администратор: логин </w:t>
-      </w:r>
-      <w:proofErr w:type="spellStart"/>
-      <w:r>
-        <w:t>admin</w:t>
-      </w:r>
-      <w:proofErr w:type="spellEnd"/>
-      <w:r>
-        <w:t>, пароль admin123 (хэш сгенерирован через </w:t>
-      </w:r>
-      <w:proofErr w:type="spellStart"/>
-      <w:r>
-        <w:t>password_hash</w:t>
-      </w:r>
-      <w:proofErr w:type="spellEnd"/>
-      <w:r>
-        <w:t>)</w:t>
+        <w:t>Администратор: логин admin, пароль admin123 (хэш сгенерирован через password_hash)</w:t>
       </w:r>
     </w:p>
     <w:p>
@@ -2942,99 +2513,27 @@
     </w:p>
     <w:p>
       <w:r>
-        <w:t>Использование подготовленных запросов (</w:t>
-      </w:r>
-      <w:proofErr w:type="spellStart"/>
-      <w:r>
-        <w:t>prepare</w:t>
-      </w:r>
-      <w:proofErr w:type="spellEnd"/>
-      <w:r>
-        <w:t> / </w:t>
-      </w:r>
-      <w:proofErr w:type="spellStart"/>
-      <w:r>
-        <w:t>bind_param</w:t>
-      </w:r>
-      <w:proofErr w:type="spellEnd"/>
-      <w:r>
-        <w:t>) для защиты от SQL-инъекций.</w:t>
-      </w:r>
-    </w:p>
-    <w:p>
-      <w:r>
-        <w:t xml:space="preserve">Пароли </w:t>
-      </w:r>
-      <w:proofErr w:type="spellStart"/>
-      <w:r>
-        <w:t>хэшируются</w:t>
-      </w:r>
-      <w:proofErr w:type="spellEnd"/>
-      <w:r>
-        <w:t xml:space="preserve"> через </w:t>
-      </w:r>
-      <w:proofErr w:type="spellStart"/>
-      <w:r>
-        <w:t>password_hash</w:t>
-      </w:r>
-      <w:proofErr w:type="spellEnd"/>
-      <w:r>
-        <w:t>().</w:t>
-      </w:r>
-    </w:p>
-    <w:p>
-      <w:r>
-        <w:t>Права на поиск проверяются через сессионную переменную $_SESSION['</w:t>
-      </w:r>
-      <w:proofErr w:type="spellStart"/>
-      <w:r>
-        <w:t>can_search</w:t>
-      </w:r>
-      <w:proofErr w:type="spellEnd"/>
-      <w:r>
-        <w:t>'].</w:t>
-      </w:r>
-    </w:p>
-    <w:p>
-      <w:r>
-        <w:t>Администратор изменяет </w:t>
-      </w:r>
-      <w:proofErr w:type="spellStart"/>
-      <w:r>
-        <w:t>can_search</w:t>
-      </w:r>
-      <w:proofErr w:type="spellEnd"/>
-      <w:r>
-        <w:t> через форму в </w:t>
-      </w:r>
-      <w:proofErr w:type="spellStart"/>
-      <w:r>
-        <w:t>admin.php</w:t>
-      </w:r>
-      <w:proofErr w:type="spellEnd"/>
-      <w:r>
-        <w:t>, запись о действии сохраняется в </w:t>
-      </w:r>
-      <w:proofErr w:type="spellStart"/>
-      <w:r>
-        <w:t>block_history</w:t>
-      </w:r>
-      <w:proofErr w:type="spellEnd"/>
-      <w:r>
-        <w:t>.</w:t>
-      </w:r>
-    </w:p>
-    <w:p>
-      <w:r>
-        <w:t>Поиск выполняется асинхронно (</w:t>
-      </w:r>
-      <w:proofErr w:type="spellStart"/>
-      <w:r>
-        <w:t>fetch</w:t>
-      </w:r>
-      <w:proofErr w:type="spellEnd"/>
-      <w:r>
-        <w:t xml:space="preserve"> API) без перезагрузки страницы.</w:t>
+        <w:t>Использование подготовленных запросов (prepare / bind_param) для защиты от SQL-инъекций.</w:t>
+      </w:r>
+    </w:p>
+    <w:p>
+      <w:r>
+        <w:t>Пароли хэшируются через password_hash().</w:t>
+      </w:r>
+    </w:p>
+    <w:p>
+      <w:r>
+        <w:t>Права на поиск проверяются через сессионную переменную $_SESSION['can_search'].</w:t>
+      </w:r>
+    </w:p>
+    <w:p>
+      <w:r>
+        <w:t>Администратор изменяет can_search через форму в admin.php, запись о действии сохраняется в block_history.</w:t>
+      </w:r>
+    </w:p>
+    <w:p>
+      <w:r>
+        <w:t>Поиск выполняется асинхронно (fetch API) без перезагрузки страницы.</w:t>
       </w:r>
     </w:p>
     <w:p>
@@ -3968,23 +3467,7 @@
     </w:p>
     <w:p>
       <w:r>
-        <w:t xml:space="preserve">Для размещения веб-сайта и базы данных был выбран хостинг </w:t>
-      </w:r>
-      <w:proofErr w:type="spellStart"/>
-      <w:r>
-        <w:t>Sprinthost</w:t>
-      </w:r>
-      <w:proofErr w:type="spellEnd"/>
-      <w:r>
-        <w:t xml:space="preserve">, так как большинство альтернативных бесплатных хостингов на момент работы были либо недоступны, либо требовали платной подписки для использования необходимых функций (PHP, MySQL, поддержка сессий). </w:t>
-      </w:r>
-      <w:proofErr w:type="spellStart"/>
-      <w:r>
-        <w:t>Sprinthost</w:t>
-      </w:r>
-      <w:proofErr w:type="spellEnd"/>
-      <w:r>
-        <w:t xml:space="preserve"> предоставлял бесплатный тестовый период, достаточный для запуска проекта.</w:t>
+        <w:t>Для размещения веб-сайта и базы данных был выбран хостинг Sprinthost, так как большинство альтернативных бесплатных хостингов на момент работы были либо недоступны, либо требовали платной подписки для использования необходимых функций (PHP, MySQL, поддержка сессий). Sprinthost предоставлял бесплатный тестовый период, достаточный для запуска проекта.</w:t>
       </w:r>
     </w:p>
     <w:p>
@@ -3994,15 +3477,7 @@
     </w:p>
     <w:p>
       <w:r>
-        <w:t xml:space="preserve">Регистрация на платформе </w:t>
-      </w:r>
-      <w:proofErr w:type="spellStart"/>
-      <w:r>
-        <w:t>Sprinthost</w:t>
-      </w:r>
-      <w:proofErr w:type="spellEnd"/>
-      <w:r>
-        <w:t>, подтверждение почты.</w:t>
+        <w:t>Регистрация на платформе Sprinthost, подтверждение почты.</w:t>
       </w:r>
     </w:p>
     <w:p>
@@ -4027,44 +3502,12 @@
     </w:p>
     <w:p>
       <w:r>
-        <w:t xml:space="preserve">Импорт структуры и тестовых данных выполнен через </w:t>
-      </w:r>
-      <w:proofErr w:type="spellStart"/>
-      <w:r>
-        <w:t>phpMyAdmin</w:t>
-      </w:r>
-      <w:proofErr w:type="spellEnd"/>
-      <w:r>
-        <w:t xml:space="preserve"> с использованием скрипта </w:t>
-      </w:r>
-      <w:proofErr w:type="spellStart"/>
-      <w:r>
-        <w:t>bd.sql</w:t>
-      </w:r>
-      <w:proofErr w:type="spellEnd"/>
-      <w:r>
-        <w:t>.</w:t>
-      </w:r>
-    </w:p>
-    <w:p>
-      <w:r>
-        <w:t xml:space="preserve">Настройка конфигурации – в файле </w:t>
-      </w:r>
-      <w:proofErr w:type="spellStart"/>
-      <w:r>
-        <w:t>config.php</w:t>
-      </w:r>
-      <w:proofErr w:type="spellEnd"/>
-      <w:r>
-        <w:t xml:space="preserve"> изменены параметры подключения на хостинговые (</w:t>
-      </w:r>
-      <w:proofErr w:type="spellStart"/>
-      <w:r>
-        <w:t>localhost</w:t>
-      </w:r>
-      <w:proofErr w:type="spellEnd"/>
-      <w:r>
-        <w:t>, имя БД, логин, пароль). Кодировка установлена utf8.</w:t>
+        <w:t>Импорт структуры и тестовых данных выполнен через phpMyAdmin с использованием скрипта bd.sql.</w:t>
+      </w:r>
+    </w:p>
+    <w:p>
+      <w:r>
+        <w:t>Настройка конфигурации – в файле config.php изменены параметры подключения на хостинговые (localhost, имя БД, логин, пароль). Кодировка установлена utf8.</w:t>
       </w:r>
     </w:p>
     <w:p>
@@ -4077,15 +3520,7 @@
     </w:p>
     <w:p>
       <w:r>
-        <w:t xml:space="preserve">После выполнения всех настроек при попытке перейти на сайт по предоставленному доменному имени выяснилось, что сайт недоступен для прямого открытия из стандартной сетевой среды. Доменное имя не </w:t>
-      </w:r>
-      <w:proofErr w:type="spellStart"/>
-      <w:r>
-        <w:t>резолвилось</w:t>
-      </w:r>
-      <w:proofErr w:type="spellEnd"/>
-      <w:r>
-        <w:t xml:space="preserve"> или соединение обрывалось на этапе установки связи. При этом панель управления хостингом работала штатно, база данных и файлы на сервере находились в порядке.</w:t>
+        <w:t>После выполнения всех настроек при попытке перейти на сайт по предоставленному доменному имени выяснилось, что сайт недоступен для прямого открытия из стандартной сетевой среды. Доменное имя не резолвилось или соединение обрывалось на этапе установки связи. При этом панель управления хостингом работала штатно, база данных и файлы на сервере находились в порядке.</w:t>
       </w:r>
     </w:p>
     <w:p>
@@ -4112,23 +3547,7 @@
     </w:p>
     <w:p>
       <w:r>
-        <w:t xml:space="preserve">Таким образом, работоспособность системы подтверждена в локальной среде XAMPP, а код полностью готов к развёртыванию на любом стабильном хостинге с корректно работающим доменным именем (например, </w:t>
-      </w:r>
-      <w:proofErr w:type="spellStart"/>
-      <w:r>
-        <w:t>Timeweb</w:t>
-      </w:r>
-      <w:proofErr w:type="spellEnd"/>
-      <w:r>
-        <w:t xml:space="preserve">, </w:t>
-      </w:r>
-      <w:proofErr w:type="spellStart"/>
-      <w:r>
-        <w:t>Beget</w:t>
-      </w:r>
-      <w:proofErr w:type="spellEnd"/>
-      <w:r>
-        <w:t xml:space="preserve"> или аналоги). При выборе более надёжного хостинга или устранении проблем с DNS на текущем проекте можно развернуть рабочий экземпляр в сети.</w:t>
+        <w:t>Таким образом, работоспособность системы подтверждена в локальной среде XAMPP, а код полностью готов к развёртыванию на любом стабильном хостинге с корректно работающим доменным именем (например, Timeweb, Beget или аналоги). При выборе более надёжного хостинга или устранении проблем с DNS на текущем проекте можно развернуть рабочий экземпляр в сети.</w:t>
       </w:r>
     </w:p>
     <w:p>
@@ -4318,15 +3737,7 @@
         </w:rPr>
       </w:pPr>
       <w:r>
-        <w:t xml:space="preserve">Часть  скриншотов </w:t>
-      </w:r>
-      <w:proofErr w:type="spellStart"/>
-      <w:r>
-        <w:t>полученые</w:t>
-      </w:r>
-      <w:proofErr w:type="spellEnd"/>
-      <w:r>
-        <w:t xml:space="preserve"> с сайта на хостинге</w:t>
+        <w:t>Часть  скриншотов полученые с сайта на хостинге</w:t>
       </w:r>
       <w:r>
         <w:t>:</w:t>
@@ -4627,15 +4038,7 @@
         <w:t>Потеря сессии</w:t>
       </w:r>
       <w:r>
-        <w:t xml:space="preserve"> – из-за нестабильности соединения теряются данные сессии, пользователь вынужден постоянно </w:t>
-      </w:r>
-      <w:proofErr w:type="spellStart"/>
-      <w:r>
-        <w:t>переавторизовываться</w:t>
-      </w:r>
-      <w:proofErr w:type="spellEnd"/>
-      <w:r>
-        <w:t>.</w:t>
+        <w:t> – из-за нестабильности соединения теряются данные сессии, пользователь вынужден постоянно переавторизовываться.</w:t>
       </w:r>
     </w:p>
     <w:p>
@@ -4647,15 +4050,7 @@
         <w:t>Ошибки DNS</w:t>
       </w:r>
       <w:r>
-        <w:t xml:space="preserve"> – доменное имя не </w:t>
-      </w:r>
-      <w:proofErr w:type="spellStart"/>
-      <w:r>
-        <w:t>резолвится</w:t>
-      </w:r>
-      <w:proofErr w:type="spellEnd"/>
-      <w:r>
-        <w:t xml:space="preserve"> в IP-адрес, браузер выдаёт ERR_NAME_NOT_RESOLVED.</w:t>
+        <w:t> – доменное имя не резолвится в IP-адрес, браузер выдаёт ERR_NAME_NOT_RESOLVED.</w:t>
       </w:r>
     </w:p>
     <w:p>
@@ -5405,13 +4800,8 @@
         </w:rPr>
         <w:t>Если </w:t>
       </w:r>
-      <w:proofErr w:type="spellStart"/>
-      <w:r>
-        <w:t>can_search</w:t>
-      </w:r>
-      <w:proofErr w:type="spellEnd"/>
-      <w:r>
-        <w:t xml:space="preserve"> = 0</w:t>
+      <w:r>
+        <w:t>can_search = 0</w:t>
       </w:r>
       <w:r>
         <w:rPr>
@@ -5436,6 +4826,11 @@
       </w:r>
     </w:p>
     <w:p>
+      <w:pPr>
+        <w:rPr>
+          <w:lang w:val="en-US"/>
+        </w:rPr>
+      </w:pPr>
       <w:hyperlink r:id="rId44" w:history="1">
         <w:r>
           <w:rPr>
@@ -5446,15 +4841,40 @@
       </w:hyperlink>
     </w:p>
     <w:p>
-      <w:r>
-        <w:rPr>
-          <w:b/>
-          <w:bCs/>
-        </w:rPr>
-        <w:t>Итог:</w:t>
-      </w:r>
-      <w:r>
-        <w:t> все заявленные функции (просмотр отделов, регистрация, вход, поиск, управление доступом, история блокировок) реализованы и работают штатно в локальной среде. Полученные на удалённом хостинге фрагментарные скриншоты также подтверждают корректность отображения при устойчивом соединении.</w:t>
+      <w:pPr>
+        <w:rPr>
+          <w:lang w:val="en-US"/>
+        </w:rPr>
+      </w:pPr>
+      <w:hyperlink r:id="rId45" w:history="1">
+        <w:r>
+          <w:rPr>
+            <w:rStyle w:val="ad"/>
+            <w:lang w:val="en-US"/>
+          </w:rPr>
+          <w:t>https://github.com/Fredman52007/rkisrework#</w:t>
+        </w:r>
+      </w:hyperlink>
+    </w:p>
+    <w:p>
+      <w:pPr>
+        <w:rPr>
+          <w:rStyle w:val="10"/>
+        </w:rPr>
+      </w:pPr>
+      <w:r>
+        <w:rPr>
+          <w:rStyle w:val="10"/>
+        </w:rPr>
+        <w:t>Итог</w:t>
+      </w:r>
+    </w:p>
+    <w:p>
+      <w:r>
+        <w:t>В</w:t>
+      </w:r>
+      <w:r>
+        <w:t>се заявленные функции (просмотр отделов, регистрация, вход, поиск, управление доступом, история блокировок) реализованы и работают штатно в локальной среде. Полученные на удалённом хостинге фрагментарные скриншоты также подтверждают корректность отображения при устойчивом соединении.</w:t>
       </w:r>
     </w:p>
     <w:p/>
